--- a/docs/artigo/Artigo_DW_AdventureWorks_Unisales.docx
+++ b/docs/artigo/Artigo_DW_AdventureWorks_Unisales.docx
@@ -44,7 +44,7 @@
           <w:i w:val="0"/>
           <w:sz w:val="22"/>
         </w:rPr>
-        <w:t>[Nome completo do(a) autor(a)]*</w:t>
+        <w:t>Yahn de Freitas Santos*</w:t>
       </w:r>
     </w:p>
     <w:p>
@@ -5899,7 +5899,7 @@
           <w:i w:val="0"/>
           <w:sz w:val="24"/>
         </w:rPr>
-        <w:t>https://github.com/[usuario]/dw-adventureworks-produto1</w:t>
+        <w:t>https://github.com/Yahnfs/dw-adventureworks-produto1</w:t>
       </w:r>
     </w:p>
     <w:p>

--- a/docs/artigo/Artigo_DW_AdventureWorks_Unisales.docx
+++ b/docs/artigo/Artigo_DW_AdventureWorks_Unisales.docx
@@ -29,7 +29,7 @@
     <w:p>
       <w:pPr>
         <w:spacing w:after="0"/>
-        <w:jc w:val="right"/>
+        <w:jc w:val="center"/>
         <w:rPr>
           <w:u w:val="single"/>
         </w:rPr>
@@ -41,7 +41,7 @@
     <w:p>
       <w:pPr>
         <w:spacing w:after="0"/>
-        <w:jc w:val="right"/>
+        <w:jc w:val="center"/>
       </w:pPr>
       <w:r>
         <w:t>Luiz Gabriel Oliveira Ferreira</w:t>
@@ -53,16 +53,13 @@
     <w:p>
       <w:pPr>
         <w:spacing w:after="0"/>
-        <w:jc w:val="right"/>
+        <w:jc w:val="center"/>
         <w:rPr>
           <w:u w:val="single"/>
         </w:rPr>
       </w:pPr>
       <w:r>
-        <w:t>James Alves</w:t>
-      </w:r>
-      <w:r>
-        <w:t>***</w:t>
+        <w:t>James Alves***</w:t>
       </w:r>
     </w:p>
     <w:p>

--- a/docs/artigo/Artigo_DW_AdventureWorks_Unisales.docx
+++ b/docs/artigo/Artigo_DW_AdventureWorks_Unisales.docx
@@ -78,7 +78,61 @@
         <w:t xml:space="preserve">RESUMO: </w:t>
       </w:r>
       <w:r>
-        <w:t>Sistemas transacionais registram operações com integridade, mas sua estrutura normalizada dificulta a análise gerencial. Este artigo apresenta o projeto e a implementação de um Data Warehouse construído a partir da base AdventureWorks, com modelagem no padrão Star Schema e ETL incremental desenvolvida em Python. O modelo reúne duas tabelas fato, vendas e compras, articuladas por cinco dimensões conformadas, e sustenta dez indicadores implementados em SQL. A carga incremental baseia-se em marcas d'água sobre a coluna de auditoria, escrita idempotente e historização por Slowly Changing Dimensions. A carga completa de 170.525 registros levou 17,95 segundos e os ciclos incrementais seguintes, 1,03 segundo — redução de 94,3% — sem perda de consistência entre origem e destino.</w:t>
+        <w:t xml:space="preserve">Sistemas transacionais registram operações com integridade, mas sua estrutura normalizada dificulta a análise gerencial. Este artigo apresenta o projeto e a implementação de um Data Warehouse construído a partir da base AdventureWorks, com modelagem no padrão Star Schema e ETL incremental desenvolvida em Python. O modelo reúne duas tabelas fato, vendas e compras, articuladas por cinco dimensões conformadas, e sustenta dez indicadores implementados em SQL. A carga incremental baseia-se em marcas d'água sobre a coluna de auditoria, escrita idempotente e historização por Slowly Changing Dimensions. A carga completa de 170.525 registros levou 17,95 segundos e os ciclos </w:t>
+      </w:r>
+      <w:proofErr w:type="spellStart"/>
+      <w:r>
+        <w:t>incrementais</w:t>
+      </w:r>
+      <w:proofErr w:type="spellEnd"/>
+      <w:r>
+        <w:t xml:space="preserve"> </w:t>
+      </w:r>
+      <w:proofErr w:type="spellStart"/>
+      <w:r>
+        <w:t>seguintes</w:t>
+      </w:r>
+      <w:proofErr w:type="spellEnd"/>
+      <w:r>
+        <w:t xml:space="preserve">, 1,03 </w:t>
+      </w:r>
+      <w:proofErr w:type="spellStart"/>
+      <w:r>
+        <w:t>segundo</w:t>
+      </w:r>
+      <w:proofErr w:type="spellEnd"/>
+      <w:r>
+        <w:t xml:space="preserve">, </w:t>
+      </w:r>
+      <w:proofErr w:type="spellStart"/>
+      <w:r>
+        <w:t>redução</w:t>
+      </w:r>
+      <w:proofErr w:type="spellEnd"/>
+      <w:r>
+        <w:t xml:space="preserve"> de 94,3%</w:t>
+      </w:r>
+      <w:r>
+        <w:t>,</w:t>
+      </w:r>
+      <w:r>
+        <w:t xml:space="preserve"> </w:t>
+      </w:r>
+      <w:proofErr w:type="spellStart"/>
+      <w:r>
+        <w:t>sem</w:t>
+      </w:r>
+      <w:proofErr w:type="spellEnd"/>
+      <w:r>
+        <w:t xml:space="preserve"> </w:t>
+      </w:r>
+      <w:proofErr w:type="spellStart"/>
+      <w:r>
+        <w:t>perda</w:t>
+      </w:r>
+      <w:proofErr w:type="spellEnd"/>
+      <w:r>
+        <w:t xml:space="preserve"> de consistência entre origem e destino.</w:t>
       </w:r>
     </w:p>
     <w:p>
@@ -155,7 +209,45 @@
         <w:jc w:val="both"/>
       </w:pPr>
       <w:r>
-        <w:t>Essa mesma normalização torna-se um obstáculo quando o objetivo deixa de ser registrar a operação e passa a ser compreendê-la. Uma pergunta gerencial simples — qual foi a margem bruta por categoria de produto em cada território nos últimos três anos? — exige junções entre múltiplas tabelas e agregações sobre milhões de linhas, com custo computacional elevado e resultado difícil de auditar.</w:t>
+        <w:t xml:space="preserve">Essa mesma normalização torna-se um obstáculo quando o objetivo deixa de ser registrar a operação e passa a ser compreendê-la. Uma </w:t>
+      </w:r>
+      <w:proofErr w:type="spellStart"/>
+      <w:r>
+        <w:t>pergunta</w:t>
+      </w:r>
+      <w:proofErr w:type="spellEnd"/>
+      <w:r>
+        <w:t xml:space="preserve"> </w:t>
+      </w:r>
+      <w:proofErr w:type="spellStart"/>
+      <w:r>
+        <w:t>gerencial</w:t>
+      </w:r>
+      <w:proofErr w:type="spellEnd"/>
+      <w:r>
+        <w:t xml:space="preserve"> simples</w:t>
+      </w:r>
+      <w:r>
+        <w:t>,</w:t>
+      </w:r>
+      <w:r>
+        <w:t xml:space="preserve"> qual </w:t>
+      </w:r>
+      <w:proofErr w:type="spellStart"/>
+      <w:r>
+        <w:t>foi</w:t>
+      </w:r>
+      <w:proofErr w:type="spellEnd"/>
+      <w:r>
+        <w:t xml:space="preserve"> a margem bruta por categoria de produto em cada território nos últimos três </w:t>
+      </w:r>
+      <w:proofErr w:type="spellStart"/>
+      <w:r>
+        <w:t>anos</w:t>
+      </w:r>
+      <w:proofErr w:type="spellEnd"/>
+      <w:r>
+        <w:t>? exige junções entre múltiplas tabelas e agregações sobre milhões de linhas, com custo computacional elevado e resultado difícil de auditar.</w:t>
       </w:r>
     </w:p>
     <w:p>
@@ -255,7 +347,34 @@
         <w:jc w:val="both"/>
       </w:pPr>
       <w:r>
-        <w:t>A modelagem multidimensional organiza os dados em tabelas fato, que armazenam as medições numéricas de um processo de negócio, e tabelas dimensão, que guardam os atributos descritivos pelos quais essas medições são filtradas e agrupadas. Quando cada dimensão é representada por uma única tabela desnormalizada ligada diretamente à fato, o esquema assume graficamente a forma de uma estrela — o Star Schema. Vaisman e Zimányi (2022) observam que normalizar as dimensões, alternativa conhecida como Snowflake Schema, produz economia de armazenamento marginal ao custo de junções adicionais e de perda de legibilidade do modelo.</w:t>
+        <w:t xml:space="preserve">A modelagem multidimensional organiza os dados em tabelas fato, que armazenam as medições numéricas de um processo de negócio, e tabelas dimensão, que guardam os atributos descritivos pelos quais essas medições são filtradas e agrupadas. Quando cada dimensão é representada por uma única tabela desnormalizada ligada diretamente à fato, o esquema assume graficamente </w:t>
+      </w:r>
+      <w:proofErr w:type="gramStart"/>
+      <w:r>
+        <w:t>a forma</w:t>
+      </w:r>
+      <w:proofErr w:type="gramEnd"/>
+      <w:r>
+        <w:t xml:space="preserve"> de </w:t>
+      </w:r>
+      <w:proofErr w:type="spellStart"/>
+      <w:r>
+        <w:t>uma</w:t>
+      </w:r>
+      <w:proofErr w:type="spellEnd"/>
+      <w:r>
+        <w:t xml:space="preserve"> </w:t>
+      </w:r>
+      <w:proofErr w:type="spellStart"/>
+      <w:r>
+        <w:t>estrela</w:t>
+      </w:r>
+      <w:proofErr w:type="spellEnd"/>
+      <w:r>
+        <w:t>,</w:t>
+      </w:r>
+      <w:r>
+        <w:t xml:space="preserve"> o Star Schema. Vaisman e Zimányi (2022) observam que normalizar as dimensões, alternativa conhecida como Snowflake Schema, produz economia de armazenamento marginal ao custo de junções adicionais e de perda de legibilidade do modelo.</w:t>
       </w:r>
     </w:p>
     <w:p>
@@ -267,7 +386,15 @@
       </w:r>
       <w:r>
         <w:lastRenderedPageBreak/>
-        <w:t>mudanças de codificação na origem e — condição indispensável — permite que uma mesma entidade possua múltiplas versões históricas simultâneas.</w:t>
+        <w:t xml:space="preserve">mudanças de codificação na origem e condição </w:t>
+      </w:r>
+      <w:proofErr w:type="spellStart"/>
+      <w:r>
+        <w:t>indispensável</w:t>
+      </w:r>
+      <w:proofErr w:type="spellEnd"/>
+      <w:r>
+        <w:t xml:space="preserve"> permite que uma mesma entidade possua múltiplas versões históricas simultâneas.</w:t>
       </w:r>
     </w:p>
     <w:p>
@@ -360,7 +487,31 @@
         <w:jc w:val="both"/>
       </w:pPr>
       <w:r>
-        <w:t>A base AdventureWorks, em sua versão 2022, foi restaurada em uma instância Microsoft SQL Server Express e submetida a análise estrutural. Reúne 71 tabelas distribuídas em seis esquemas, dos quais cinco são funcionais — Sales, Purchasing, Production, Person e HumanResources — e correspondem aos macroprocessos da empresa modelada.</w:t>
+        <w:t xml:space="preserve">A base AdventureWorks, em sua versão 2022, foi restaurada em uma instância Microsoft SQL Server Express e submetida a análise estrutural. Reúne 71 tabelas distribuídas em seis esquemas, dos quais </w:t>
+      </w:r>
+      <w:proofErr w:type="spellStart"/>
+      <w:r>
+        <w:t>cinco</w:t>
+      </w:r>
+      <w:proofErr w:type="spellEnd"/>
+      <w:r>
+        <w:t xml:space="preserve"> </w:t>
+      </w:r>
+      <w:proofErr w:type="spellStart"/>
+      <w:r>
+        <w:t>são</w:t>
+      </w:r>
+      <w:proofErr w:type="spellEnd"/>
+      <w:r>
+        <w:t xml:space="preserve"> </w:t>
+      </w:r>
+      <w:proofErr w:type="spellStart"/>
+      <w:r>
+        <w:t>funcionais</w:t>
+      </w:r>
+      <w:proofErr w:type="spellEnd"/>
+      <w:r>
+        <w:t xml:space="preserve"> Sales, Purchasing, Production, Person e HumanResources e correspondem aos macroprocessos da empresa modelada.</w:t>
       </w:r>
     </w:p>
     <w:p>
@@ -1730,7 +1881,37 @@
         <w:jc w:val="both"/>
       </w:pPr>
       <w:r>
-        <w:t>Nas dimensões de tipo 1, a atualização é adicionalmente condicionada à divergência de um resumo MD5 calculado sobre os atributos monitorados: registros que retornam do staging sem alteração de conteúdo não sofrem escrita alguma. A dimensão produto, historizada como tipo 2, exige tratamento em três passos sequenciais dentro da mesma transação — identificar os registros cujo resumo divergiu, encerrar a versão vigente e inserir a nova — porque no PostgreSQL as sub-instruções de um mesmo comando enxergam o mesmo instantâneo e não têm ordem de execução garantida.</w:t>
+        <w:t xml:space="preserve">Nas dimensões de tipo 1, a atualização é adicionalmente condicionada à divergência de um resumo MD5 calculado sobre os atributos monitorados: registros que retornam do staging sem alteração de conteúdo não sofrem escrita alguma. A dimensão produto, historizada como tipo 2, exige tratamento em três passos sequenciais dentro da mesma </w:t>
+      </w:r>
+      <w:proofErr w:type="spellStart"/>
+      <w:r>
+        <w:t>transação</w:t>
+      </w:r>
+      <w:proofErr w:type="spellEnd"/>
+      <w:r>
+        <w:t xml:space="preserve"> identificar os registros cujo resumo divergiu, encerrar a versão vigente e </w:t>
+      </w:r>
+      <w:proofErr w:type="spellStart"/>
+      <w:r>
+        <w:t>inserir</w:t>
+      </w:r>
+      <w:proofErr w:type="spellEnd"/>
+      <w:r>
+        <w:t xml:space="preserve"> a nova</w:t>
+      </w:r>
+      <w:r>
+        <w:t>,</w:t>
+      </w:r>
+      <w:r>
+        <w:t xml:space="preserve"> </w:t>
+      </w:r>
+      <w:proofErr w:type="spellStart"/>
+      <w:r>
+        <w:t>porque</w:t>
+      </w:r>
+      <w:proofErr w:type="spellEnd"/>
+      <w:r>
+        <w:t xml:space="preserve"> no PostgreSQL as sub-instruções de um mesmo comando enxergam o mesmo instantâneo e não têm ordem de execução garantida.</w:t>
       </w:r>
     </w:p>
     <w:p>
@@ -1739,7 +1920,61 @@
       </w:pPr>
       <w:r>
         <w:lastRenderedPageBreak/>
-        <w:t>Merece registro específico a detecção de mudanças nas tabelas fato. Como cabeçalho e itens são tabelas distintas, alterações restritas ao cabeçalho — o preenchimento da data de envio, por exemplo — não tocam nas linhas de detalhe. Uma extração que observasse apenas a coluna de auditoria do detalhe perderia silenciosamente essas atualizações. A consulta adotada, reproduzida no Quadro 4, avalia o predicado sobre ambas as tabelas.</w:t>
+        <w:t xml:space="preserve">Merece registro específico a detecção de mudanças nas tabelas fato. Como cabeçalho e itens são tabelas distintas, </w:t>
+      </w:r>
+      <w:proofErr w:type="spellStart"/>
+      <w:r>
+        <w:t>alterações</w:t>
+      </w:r>
+      <w:proofErr w:type="spellEnd"/>
+      <w:r>
+        <w:t xml:space="preserve"> </w:t>
+      </w:r>
+      <w:proofErr w:type="spellStart"/>
+      <w:r>
+        <w:t>restritas</w:t>
+      </w:r>
+      <w:proofErr w:type="spellEnd"/>
+      <w:r>
+        <w:t xml:space="preserve"> </w:t>
+      </w:r>
+      <w:proofErr w:type="spellStart"/>
+      <w:r>
+        <w:t>ao</w:t>
+      </w:r>
+      <w:proofErr w:type="spellEnd"/>
+      <w:r>
+        <w:t xml:space="preserve"> </w:t>
+      </w:r>
+      <w:proofErr w:type="spellStart"/>
+      <w:r>
+        <w:t>cabeçalho</w:t>
+      </w:r>
+      <w:proofErr w:type="spellEnd"/>
+      <w:r>
+        <w:t xml:space="preserve">, </w:t>
+      </w:r>
+      <w:r>
+        <w:t xml:space="preserve">o </w:t>
+      </w:r>
+      <w:proofErr w:type="spellStart"/>
+      <w:r>
+        <w:t>preenchimento</w:t>
+      </w:r>
+      <w:proofErr w:type="spellEnd"/>
+      <w:r>
+        <w:t xml:space="preserve"> da data de envio, por </w:t>
+      </w:r>
+      <w:proofErr w:type="spellStart"/>
+      <w:r>
+        <w:t>exemplo</w:t>
+      </w:r>
+      <w:proofErr w:type="spellEnd"/>
+      <w:r>
+        <w:t>,</w:t>
+      </w:r>
+      <w:r>
+        <w:t xml:space="preserve"> não tocam nas linhas de detalhe. Uma extração que observasse apenas a coluna de auditoria do detalhe perderia silenciosamente essas atualizações. A consulta adotada, reproduzida no Quadro 4, avalia o predicado sobre ambas as tabelas.</w:t>
       </w:r>
     </w:p>
     <w:p>
@@ -3038,7 +3273,61 @@
         <w:jc w:val="both"/>
       </w:pPr>
       <w:r>
-        <w:t>A verificação da topologia confirmou o padrão estrela: as vinte chaves estrangeiras do modelo — doze em fato_vendas e oito em fato_compras — partem sempre de uma fato e chegam a uma dimensão, e nenhuma dimensão referencia outra. É essa ausência de ligações entre dimensões que distingue o Star Schema do Snowflake Schema.</w:t>
+        <w:t xml:space="preserve">A verificação da topologia confirmou o padrão estrela: as vinte </w:t>
+      </w:r>
+      <w:proofErr w:type="spellStart"/>
+      <w:r>
+        <w:t>chaves</w:t>
+      </w:r>
+      <w:proofErr w:type="spellEnd"/>
+      <w:r>
+        <w:t xml:space="preserve"> </w:t>
+      </w:r>
+      <w:proofErr w:type="spellStart"/>
+      <w:r>
+        <w:t>estrangeiras</w:t>
+      </w:r>
+      <w:proofErr w:type="spellEnd"/>
+      <w:r>
+        <w:t xml:space="preserve"> do </w:t>
+      </w:r>
+      <w:proofErr w:type="spellStart"/>
+      <w:r>
+        <w:t>modelo</w:t>
+      </w:r>
+      <w:proofErr w:type="spellEnd"/>
+      <w:r>
+        <w:t>,</w:t>
+      </w:r>
+      <w:r>
+        <w:t xml:space="preserve"> doze </w:t>
+      </w:r>
+      <w:proofErr w:type="spellStart"/>
+      <w:r>
+        <w:t>em</w:t>
+      </w:r>
+      <w:proofErr w:type="spellEnd"/>
+      <w:r>
+        <w:t xml:space="preserve"> </w:t>
+      </w:r>
+      <w:proofErr w:type="spellStart"/>
+      <w:r>
+        <w:t>fato_vendas</w:t>
+      </w:r>
+      <w:proofErr w:type="spellEnd"/>
+      <w:r>
+        <w:t xml:space="preserve"> e oito em </w:t>
+      </w:r>
+      <w:proofErr w:type="spellStart"/>
+      <w:r>
+        <w:t>fato_compras</w:t>
+      </w:r>
+      <w:proofErr w:type="spellEnd"/>
+      <w:r>
+        <w:t>,</w:t>
+      </w:r>
+      <w:r>
+        <w:t xml:space="preserve"> partem sempre de uma fato e chegam a uma dimensão, e nenhuma dimensão referencia outra. É essa ausência de ligações entre dimensões que distingue o Star Schema do Snowflake Schema.</w:t>
       </w:r>
     </w:p>
     <w:p>
@@ -3060,11 +3349,49 @@
         <w:jc w:val="both"/>
       </w:pPr>
       <w:r>
-        <w:t xml:space="preserve">A carga inicial processou 170.525 registros em 17,95 segundos. A conferência entre origem e destino confirmou a identidade das contagens em todas as tabelas e a equivalência dos somatórios monetários, com divergência residual de R$ 0,03 sobre </w:t>
+        <w:t xml:space="preserve">A carga inicial processou 170.525 registros em 17,95 segundos. A conferência entre origem e destino confirmou </w:t>
+      </w:r>
+      <w:proofErr w:type="gramStart"/>
+      <w:r>
+        <w:t>a</w:t>
+      </w:r>
+      <w:proofErr w:type="gramEnd"/>
+      <w:r>
+        <w:t xml:space="preserve"> identidade das contagens em todas as tabelas e a equivalência dos somatórios monetários, com divergência residual de R$ 0,03 </w:t>
+      </w:r>
+      <w:proofErr w:type="spellStart"/>
+      <w:r>
+        <w:t>sobre</w:t>
+      </w:r>
+      <w:proofErr w:type="spellEnd"/>
+      <w:r>
+        <w:t xml:space="preserve"> </w:t>
       </w:r>
       <w:r>
         <w:lastRenderedPageBreak/>
-        <w:t>R$ 109.846.381,40 — resultado do arredondamento decorrente do recálculo da receita no destino, e não de perda de registros.</w:t>
+        <w:t>R$ 109.846.381,40</w:t>
+      </w:r>
+      <w:r>
+        <w:t>,</w:t>
+      </w:r>
+      <w:r>
+        <w:t xml:space="preserve"> </w:t>
+      </w:r>
+      <w:proofErr w:type="spellStart"/>
+      <w:r>
+        <w:t>resultado</w:t>
+      </w:r>
+      <w:proofErr w:type="spellEnd"/>
+      <w:r>
+        <w:t xml:space="preserve"> do </w:t>
+      </w:r>
+      <w:proofErr w:type="spellStart"/>
+      <w:r>
+        <w:t>arredondamento</w:t>
+      </w:r>
+      <w:proofErr w:type="spellEnd"/>
+      <w:r>
+        <w:t xml:space="preserve"> decorrente do recálculo da receita no destino, e não de perda de registros.</w:t>
       </w:r>
     </w:p>
     <w:p>
@@ -3394,7 +3721,107 @@
         <w:jc w:val="both"/>
       </w:pPr>
       <w:r>
-        <w:t>A redução de 17,95 para 1,03 segundo entre o primeiro e o segundo ciclo — 94,3% menos tempo — evidencia o ganho da estratégia. Observa-se, contudo, que o segundo ciclo ainda extraiu 20.023 registros apesar de nada ter mudado na origem. O fenômeno decorre da distribuição das datas de modificação na base de demonstração: as 19.820 linhas de Sales.Customer compartilham a mesma data, de modo que a janela de retrocesso as recaptura integralmente. Nenhuma escrita efetiva ocorreu, porque a comparação de resumo MD5 identificou a ausência de alteração — os dois mecanismos operam em camadas complementares: o retrocesso privilegia a completude da extração e a verificação de resumo protege o destino de escritas inúteis.</w:t>
+        <w:t xml:space="preserve">A redução de 17,95 para 1,03 segundo entre o primeiro e o </w:t>
+      </w:r>
+      <w:proofErr w:type="spellStart"/>
+      <w:r>
+        <w:t>segundo</w:t>
+      </w:r>
+      <w:proofErr w:type="spellEnd"/>
+      <w:r>
+        <w:t xml:space="preserve"> </w:t>
+      </w:r>
+      <w:proofErr w:type="spellStart"/>
+      <w:r>
+        <w:t>ciclo</w:t>
+      </w:r>
+      <w:proofErr w:type="spellEnd"/>
+      <w:r>
+        <w:t>,</w:t>
+      </w:r>
+      <w:r>
+        <w:t xml:space="preserve"> 94,3% </w:t>
+      </w:r>
+      <w:proofErr w:type="spellStart"/>
+      <w:r>
+        <w:t>menos</w:t>
+      </w:r>
+      <w:proofErr w:type="spellEnd"/>
+      <w:r>
+        <w:t xml:space="preserve"> tempo</w:t>
+      </w:r>
+      <w:r>
+        <w:t>,</w:t>
+      </w:r>
+      <w:r>
+        <w:t xml:space="preserve"> </w:t>
+      </w:r>
+      <w:proofErr w:type="spellStart"/>
+      <w:r>
+        <w:t>evidencia</w:t>
+      </w:r>
+      <w:proofErr w:type="spellEnd"/>
+      <w:r>
+        <w:t xml:space="preserve"> o </w:t>
+      </w:r>
+      <w:proofErr w:type="spellStart"/>
+      <w:r>
+        <w:t>ganho</w:t>
+      </w:r>
+      <w:proofErr w:type="spellEnd"/>
+      <w:r>
+        <w:t xml:space="preserve"> da estratégia. Observa-se, contudo, que o segundo ciclo ainda extraiu 20.023 registros apesar de nada ter mudado na origem. O fenômeno decorre da distribuição das datas de modificação na base de demonstração: as 19.820 linhas de Sales.Customer compartilham a mesma data, de modo que a janela de retrocesso as recaptura integralmente. Nenhuma escrita efetiva ocorreu, porque a comparação de resumo MD5 identificou </w:t>
+      </w:r>
+      <w:proofErr w:type="gramStart"/>
+      <w:r>
+        <w:t>a</w:t>
+      </w:r>
+      <w:proofErr w:type="gramEnd"/>
+      <w:r>
+        <w:t xml:space="preserve"> </w:t>
+      </w:r>
+      <w:proofErr w:type="spellStart"/>
+      <w:r>
+        <w:t>ausência</w:t>
+      </w:r>
+      <w:proofErr w:type="spellEnd"/>
+      <w:r>
+        <w:t xml:space="preserve"> de </w:t>
+      </w:r>
+      <w:proofErr w:type="spellStart"/>
+      <w:r>
+        <w:t>alteração</w:t>
+      </w:r>
+      <w:proofErr w:type="spellEnd"/>
+      <w:r>
+        <w:t>,</w:t>
+      </w:r>
+      <w:r>
+        <w:t xml:space="preserve"> </w:t>
+      </w:r>
+      <w:proofErr w:type="spellStart"/>
+      <w:r>
+        <w:t>os</w:t>
+      </w:r>
+      <w:proofErr w:type="spellEnd"/>
+      <w:r>
+        <w:t xml:space="preserve"> </w:t>
+      </w:r>
+      <w:proofErr w:type="spellStart"/>
+      <w:r>
+        <w:t>dois</w:t>
+      </w:r>
+      <w:proofErr w:type="spellEnd"/>
+      <w:r>
+        <w:t xml:space="preserve"> </w:t>
+      </w:r>
+      <w:proofErr w:type="spellStart"/>
+      <w:r>
+        <w:t>mecanismos</w:t>
+      </w:r>
+      <w:proofErr w:type="spellEnd"/>
+      <w:r>
+        <w:t xml:space="preserve"> operam em camadas complementares: o retrocesso privilegia a completude da extração e a verificação de resumo protege o destino de escritas inúteis.</w:t>
       </w:r>
     </w:p>
     <w:p>
@@ -4180,7 +4607,58 @@
         <w:jc w:val="both"/>
       </w:pPr>
       <w:r>
-        <w:t>Dois resultados merecem leitura crítica. O indicador de pontualidade apresentou 100% em todas as transportadoras. O valor não descreve excelência logística, e sim uma característica da base de demonstração, na qual as datas de envio e de vencimento são geradas por regra determinística — sete e doze dias após o pedido —, de modo que nenhum atraso pode ocorrer. O indicador permanece no modelo por sua validade metodológica: a estrutura que o sustenta produziria resultados significativos sobre dados reais.</w:t>
+        <w:t xml:space="preserve">Dois resultados merecem leitura crítica. O indicador de pontualidade apresentou 100% em todas as transportadoras. O valor não descreve excelência logística, e sim uma característica da base de demonstração, na qual as datas de envio e de vencimento são </w:t>
+      </w:r>
+      <w:proofErr w:type="spellStart"/>
+      <w:r>
+        <w:t>geradas</w:t>
+      </w:r>
+      <w:proofErr w:type="spellEnd"/>
+      <w:r>
+        <w:t xml:space="preserve"> </w:t>
+      </w:r>
+      <w:proofErr w:type="spellStart"/>
+      <w:r>
+        <w:t>por</w:t>
+      </w:r>
+      <w:proofErr w:type="spellEnd"/>
+      <w:r>
+        <w:t xml:space="preserve"> </w:t>
+      </w:r>
+      <w:proofErr w:type="spellStart"/>
+      <w:r>
+        <w:t>regra</w:t>
+      </w:r>
+      <w:proofErr w:type="spellEnd"/>
+      <w:r>
+        <w:t xml:space="preserve"> </w:t>
+      </w:r>
+      <w:proofErr w:type="spellStart"/>
+      <w:r>
+        <w:t>determinística</w:t>
+      </w:r>
+      <w:proofErr w:type="spellEnd"/>
+      <w:r>
+        <w:t>,</w:t>
+      </w:r>
+      <w:r>
+        <w:t xml:space="preserve"> </w:t>
+      </w:r>
+      <w:proofErr w:type="spellStart"/>
+      <w:r>
+        <w:t>sete</w:t>
+      </w:r>
+      <w:proofErr w:type="spellEnd"/>
+      <w:r>
+        <w:t xml:space="preserve"> e doze dias após o </w:t>
+      </w:r>
+      <w:proofErr w:type="spellStart"/>
+      <w:r>
+        <w:t>pedido</w:t>
+      </w:r>
+      <w:proofErr w:type="spellEnd"/>
+      <w:r>
+        <w:t>, de modo que nenhum atraso pode ocorrer. O indicador permanece no modelo por sua validade metodológica: a estrutura que o sustenta produziria resultados significativos sobre dados reais.</w:t>
       </w:r>
     </w:p>
     <w:p>
@@ -4188,7 +4666,42 @@
         <w:jc w:val="both"/>
       </w:pPr>
       <w:r>
-        <w:t>A curva ABC, por sua vez, confirmou o princípio de Pareto de forma nítida: 63 dos 266 produtos comercializados, ou 23,7% do catálogo, respondem por praticamente 80% da receita, ao passo que 137 produtos, mais da metade do catálogo, somam apenas 5,1%. Registre-se ainda a variação da margem bruta ao longo dos anos — 15,1% em 2011, 9,0% em 2012, 9,6% em 2013 e 17,2% em 2014 —, resultado apurável apenas porque o custo utilizado é o vigente na data de cada pedido. Sob a alternativa de empregar o custo corrente, a série apresentaria comportamento uniforme e artificial, o que ilustra a consequência analítica de uma decisão de modelagem.</w:t>
+        <w:t xml:space="preserve">A curva ABC, por sua vez, confirmou o princípio de Pareto de forma nítida: 63 dos 266 produtos comercializados, ou 23,7% do catálogo, respondem por praticamente 80% da receita, ao passo que 137 produtos, mais da metade do catálogo, somam apenas 5,1%. Registre-se ainda a variação da margem bruta </w:t>
+      </w:r>
+      <w:proofErr w:type="spellStart"/>
+      <w:r>
+        <w:t>ao</w:t>
+      </w:r>
+      <w:proofErr w:type="spellEnd"/>
+      <w:r>
+        <w:t xml:space="preserve"> </w:t>
+      </w:r>
+      <w:proofErr w:type="spellStart"/>
+      <w:r>
+        <w:t>longo</w:t>
+      </w:r>
+      <w:proofErr w:type="spellEnd"/>
+      <w:r>
+        <w:t xml:space="preserve"> dos </w:t>
+      </w:r>
+      <w:proofErr w:type="spellStart"/>
+      <w:r>
+        <w:t>anos</w:t>
+      </w:r>
+      <w:proofErr w:type="spellEnd"/>
+      <w:r>
+        <w:t xml:space="preserve">, </w:t>
+      </w:r>
+      <w:r>
+        <w:t xml:space="preserve">15,1% </w:t>
+      </w:r>
+      <w:proofErr w:type="spellStart"/>
+      <w:r>
+        <w:t>em</w:t>
+      </w:r>
+      <w:proofErr w:type="spellEnd"/>
+      <w:r>
+        <w:t xml:space="preserve"> 2011, 9,0% em 2012, 9,6% em 2013 e 17,2% em 2014, resultado apurável apenas porque o custo utilizado é o vigente na data de cada pedido. Sob a alternativa de empregar o custo corrente, a série apresentaria comportamento uniforme e artificial, o que ilustra a consequência analítica de uma decisão de modelagem.</w:t>
       </w:r>
     </w:p>
     <w:p>
@@ -4229,7 +4742,79 @@
         <w:jc w:val="both"/>
       </w:pPr>
       <w:r>
-        <w:t>Do percurso extraem-se três aprendizados. O primeiro é que a definição dos indicadores precede necessariamente a modelagem: foi a inclusão de um indicador de qualidade de fornecimento que impôs a segunda tabela fato e, com ela, as dimensões conformadas. O segundo é que a carga incremental correta não se resume a filtrar a extração por data; ela exige o encadeamento de três propriedades — extração conservadora, aplicação idempotente e avanço da marca apenas após confirmação —, cuja ausência isolada compromete todo o mecanismo. O terceiro é que decisões aparentemente técnicas possuem consequências analíticas diretas, como evidenciou o uso do custo histórico no cálculo da margem.</w:t>
+        <w:t xml:space="preserve">Do percurso extraem-se três aprendizados. O primeiro é que a definição dos indicadores precede necessariamente a modelagem: foi a inclusão de um indicador de qualidade de fornecimento que impôs a segunda tabela fato e, com ela, as dimensões conformadas. O segundo é que a carga incremental correta não se resume a filtrar </w:t>
+      </w:r>
+      <w:proofErr w:type="gramStart"/>
+      <w:r>
+        <w:t>a</w:t>
+      </w:r>
+      <w:proofErr w:type="gramEnd"/>
+      <w:r>
+        <w:t xml:space="preserve"> extração por data; ela exige o encadeamento de três propriedades </w:t>
+      </w:r>
+      <w:proofErr w:type="spellStart"/>
+      <w:r>
+        <w:t>extração</w:t>
+      </w:r>
+      <w:proofErr w:type="spellEnd"/>
+      <w:r>
+        <w:t xml:space="preserve"> conservadora, aplicação idempotente e avanço da </w:t>
+      </w:r>
+      <w:proofErr w:type="spellStart"/>
+      <w:r>
+        <w:t>marca</w:t>
+      </w:r>
+      <w:proofErr w:type="spellEnd"/>
+      <w:r>
+        <w:t xml:space="preserve"> </w:t>
+      </w:r>
+      <w:proofErr w:type="spellStart"/>
+      <w:r>
+        <w:t>apenas</w:t>
+      </w:r>
+      <w:proofErr w:type="spellEnd"/>
+      <w:r>
+        <w:t xml:space="preserve"> </w:t>
+      </w:r>
+      <w:proofErr w:type="spellStart"/>
+      <w:r>
+        <w:t>após</w:t>
+      </w:r>
+      <w:proofErr w:type="spellEnd"/>
+      <w:r>
+        <w:t xml:space="preserve"> </w:t>
+      </w:r>
+      <w:proofErr w:type="spellStart"/>
+      <w:r>
+        <w:t>confirmação</w:t>
+      </w:r>
+      <w:proofErr w:type="spellEnd"/>
+      <w:r>
+        <w:t xml:space="preserve">, </w:t>
+      </w:r>
+      <w:proofErr w:type="spellStart"/>
+      <w:r>
+        <w:t>cuja</w:t>
+      </w:r>
+      <w:proofErr w:type="spellEnd"/>
+      <w:r>
+        <w:t xml:space="preserve"> </w:t>
+      </w:r>
+      <w:proofErr w:type="spellStart"/>
+      <w:r>
+        <w:t>ausência</w:t>
+      </w:r>
+      <w:proofErr w:type="spellEnd"/>
+      <w:r>
+        <w:t xml:space="preserve"> </w:t>
+      </w:r>
+      <w:proofErr w:type="spellStart"/>
+      <w:r>
+        <w:t>isolada</w:t>
+      </w:r>
+      <w:proofErr w:type="spellEnd"/>
+      <w:r>
+        <w:t xml:space="preserve"> compromete todo o mecanismo. O terceiro é que decisões aparentemente técnicas possuem consequências analíticas diretas, como evidenciou o uso do custo histórico no cálculo da margem.</w:t>
       </w:r>
     </w:p>
     <w:p>
